--- a/docx/SETUP-GUIDE.docx
+++ b/docx/SETUP-GUIDE.docx
@@ -830,8 +830,16 @@
       <w:tblPr>
         <w:tblStyle w:val="Table"/>
         <w:tblW w:type="pct" w:w="5000"/>
-        <w:tblLayout w:type="fixed"/>
+        <w:tblLayout w:type="autofit"/>
         <w:tblLook w:firstRow="1" w:lastRow="0" w:firstColumn="0" w:lastColumn="0" w:noHBand="0" w:noVBand="0" w:val="0020"/>
+        <w:tblBorders>
+          <w:top w:val="single" w:sz="6" w:space="0" w:color="auto"/>
+          <w:left w:val="single" w:sz="6" w:space="0" w:color="auto"/>
+          <w:bottom w:val="single" w:sz="6" w:space="0" w:color="auto"/>
+          <w:right w:val="single" w:sz="6" w:space="0" w:color="auto"/>
+          <w:insideH w:val="single" w:sz="6" w:space="0" w:color="auto"/>
+          <w:insideV w:val="single" w:sz="6" w:space="0" w:color="auto"/>
+        </w:tblBorders>
       </w:tblPr>
       <w:tblGrid>
         <w:gridCol w:w="5091"/>
@@ -1130,6 +1138,7 @@
     <w:bookmarkEnd w:id="17"/>
     <w:bookmarkEnd w:id="18"/>
     <w:sectPr>
+      <w:pgSz w:w="16838" w:h="11906" w:orient="landscape"/>
       <w:footnotePr>
         <w:numRestart w:val="eachSect"/>
       </w:footnotePr>
@@ -1362,6 +1371,7 @@
   <w:docDefaults>
     <w:rPrDefault>
       <w:rPr>
+        <w:color w:val="auto"/>
         <w:rFonts w:asciiTheme="minorHAnsi" w:cstheme="minorBidi" w:eastAsiaTheme="minorEastAsia" w:hAnsiTheme="minorHAnsi"/>
         <w:sz w:val="24"/>
         <w:szCs w:val="24"/>

--- a/docx/SETUP-GUIDE.docx
+++ b/docx/SETUP-GUIDE.docx
@@ -830,15 +830,15 @@
       <w:tblPr>
         <w:tblStyle w:val="Table"/>
         <w:tblW w:type="pct" w:w="5000"/>
-        <w:tblLayout w:type="autofit"/>
+        <w:tblLayout w:type="fixed"/>
         <w:tblLook w:firstRow="1" w:lastRow="0" w:firstColumn="0" w:lastColumn="0" w:noHBand="0" w:noVBand="0" w:val="0020"/>
         <w:tblBorders>
-          <w:top w:val="single" w:sz="6" w:space="0" w:color="auto"/>
-          <w:left w:val="single" w:sz="6" w:space="0" w:color="auto"/>
-          <w:bottom w:val="single" w:sz="6" w:space="0" w:color="auto"/>
-          <w:right w:val="single" w:sz="6" w:space="0" w:color="auto"/>
-          <w:insideH w:val="single" w:sz="6" w:space="0" w:color="auto"/>
-          <w:insideV w:val="single" w:sz="6" w:space="0" w:color="auto"/>
+          <w:top w:val="single" w:sz="6" w:space="0" w:color="808080"/>
+          <w:left w:val="single" w:sz="6" w:space="0" w:color="808080"/>
+          <w:bottom w:val="single" w:sz="6" w:space="0" w:color="808080"/>
+          <w:right w:val="single" w:sz="6" w:space="0" w:color="808080"/>
+          <w:insideH w:val="single" w:sz="6" w:space="0" w:color="808080"/>
+          <w:insideV w:val="single" w:sz="6" w:space="0" w:color="808080"/>
         </w:tblBorders>
       </w:tblPr>
       <w:tblGrid>
@@ -1371,7 +1371,6 @@
   <w:docDefaults>
     <w:rPrDefault>
       <w:rPr>
-        <w:color w:val="auto"/>
         <w:rFonts w:asciiTheme="minorHAnsi" w:cstheme="minorBidi" w:eastAsiaTheme="minorEastAsia" w:hAnsiTheme="minorHAnsi"/>
         <w:sz w:val="24"/>
         <w:szCs w:val="24"/>
@@ -1914,6 +1913,14 @@
         <w:bottom w:type="dxa" w:w="0"/>
         <w:right w:type="dxa" w:w="108"/>
       </w:tblCellMar>
+      <w:tblBorders>
+        <w:top w:color="auto" w:space="0" w:sz="6" w:val="single"/>
+        <w:left w:color="auto" w:space="0" w:sz="6" w:val="single"/>
+        <w:bottom w:color="auto" w:space="0" w:sz="6" w:val="single"/>
+        <w:right w:color="auto" w:space="0" w:sz="6" w:val="single"/>
+        <w:insideH w:color="auto" w:space="0" w:sz="6" w:val="single"/>
+        <w:insideV w:color="auto" w:space="0" w:sz="6" w:val="single"/>
+      </w:tblBorders>
     </w:tblPr>
     <w:tblStylePr w:type="firstRow">
       <w:tcPr>

--- a/docx/SETUP-GUIDE.docx
+++ b/docx/SETUP-GUIDE.docx
@@ -2,7 +2,7 @@
 <file path=word/document.xml><?xml version="1.0" encoding="utf-8"?>
 <w:document xmlns:w="http://schemas.openxmlformats.org/wordprocessingml/2006/main" xmlns:m="http://schemas.openxmlformats.org/officeDocument/2006/math" xmlns:r="http://schemas.openxmlformats.org/officeDocument/2006/relationships" xmlns:o="urn:schemas-microsoft-com:office:office" xmlns:v="urn:schemas-microsoft-com:vml" xmlns:w10="urn:schemas-microsoft-com:office:word" xmlns:a="http://schemas.openxmlformats.org/drawingml/2006/main" xmlns:pic="http://schemas.openxmlformats.org/drawingml/2006/picture" xmlns:wp="http://schemas.openxmlformats.org/drawingml/2006/wordprocessingDrawing">
   <w:body>
-    <w:bookmarkStart w:id="18" w:name="sec1"/>
+    <w:bookmarkStart w:id="20" w:name="sec1"/>
     <w:p>
       <w:pPr>
         <w:pStyle w:val="Heading1"/>
@@ -248,6 +248,27 @@
         </w:rPr>
         <w:t xml:space="preserve"> Set-MaintenanceMode</w:t>
       </w:r>
+      <w:r>
+        <w:br/>
+      </w:r>
+      <w:r>
+        <w:rPr>
+          <w:rStyle w:val="FunctionTok"/>
+        </w:rPr>
+        <w:t xml:space="preserve">Get-Command</w:t>
+      </w:r>
+      <w:r>
+        <w:rPr>
+          <w:rStyle w:val="NormalTok"/>
+        </w:rPr>
+        <w:t xml:space="preserve"> Configure-PhysicalBuild   </w:t>
+      </w:r>
+      <w:r>
+        <w:rPr>
+          <w:rStyle w:val="CommentTok"/>
+        </w:rPr>
+        <w:t xml:space="preserve"># physical HPE server build (client-supplied ISO + iLO Redfish)</w:t>
+      </w:r>
     </w:p>
     <w:p>
       <w:r>
@@ -456,7 +477,86 @@
         <w:t xml:space="preserve">$PROFILE</w:t>
       </w:r>
       <w:r>
-        <w:t xml:space="preserve">):</w:t>
+        <w:t xml:space="preserve">). Use the</w:t>
+      </w:r>
+      <w:r>
+        <w:t xml:space="preserve"> </w:t>
+      </w:r>
+      <w:r>
+        <w:rPr>
+          <w:b/>
+          <w:bCs/>
+        </w:rPr>
+        <w:t xml:space="preserve">absolute</w:t>
+      </w:r>
+      <w:r>
+        <w:t xml:space="preserve"> </w:t>
+      </w:r>
+      <w:r>
+        <w:t xml:space="preserve">repo path —</w:t>
+      </w:r>
+      <w:r>
+        <w:t xml:space="preserve"> </w:t>
+      </w:r>
+      <w:r>
+        <w:rPr>
+          <w:rStyle w:val="VerbatimChar"/>
+        </w:rPr>
+        <w:t xml:space="preserve">$PSScriptRoot</w:t>
+      </w:r>
+      <w:r>
+        <w:t xml:space="preserve"> </w:t>
+      </w:r>
+      <w:r>
+        <w:t xml:space="preserve">resolves to the profile’s own directory when the snippet</w:t>
+      </w:r>
+      <w:r>
+        <w:t xml:space="preserve"> </w:t>
+      </w:r>
+      <w:r>
+        <w:t xml:space="preserve">lives in</w:t>
+      </w:r>
+      <w:r>
+        <w:t xml:space="preserve"> </w:t>
+      </w:r>
+      <w:r>
+        <w:rPr>
+          <w:rStyle w:val="VerbatimChar"/>
+        </w:rPr>
+        <w:t xml:space="preserve">$PROFILE</w:t>
+      </w:r>
+      <w:r>
+        <w:t xml:space="preserve">, not to the project root (the</w:t>
+      </w:r>
+      <w:r>
+        <w:t xml:space="preserve"> </w:t>
+      </w:r>
+      <w:r>
+        <w:rPr>
+          <w:rStyle w:val="VerbatimChar"/>
+        </w:rPr>
+        <w:t xml:space="preserve">make setup</w:t>
+      </w:r>
+      <w:r>
+        <w:t xml:space="preserve"> </w:t>
+      </w:r>
+      <w:r>
+        <w:t xml:space="preserve">/</w:t>
+      </w:r>
+      <w:r>
+        <w:t xml:space="preserve"> </w:t>
+      </w:r>
+      <w:r>
+        <w:rPr>
+          <w:rStyle w:val="VerbatimChar"/>
+        </w:rPr>
+        <w:t xml:space="preserve">Setup-Profile.ps1</w:t>
+      </w:r>
+      <w:r>
+        <w:t xml:space="preserve"> </w:t>
+      </w:r>
+      <w:r>
+        <w:t xml:space="preserve">path injects the absolute path for this reason):</w:t>
       </w:r>
     </w:p>
     <w:p>
@@ -467,6 +567,51 @@
         <w:rPr>
           <w:rStyle w:val="VariableTok"/>
         </w:rPr>
+        <w:t xml:space="preserve">$ProjectRoot</w:t>
+      </w:r>
+      <w:r>
+        <w:rPr>
+          <w:rStyle w:val="NormalTok"/>
+        </w:rPr>
+        <w:t xml:space="preserve"> </w:t>
+      </w:r>
+      <w:r>
+        <w:rPr>
+          <w:rStyle w:val="OperatorTok"/>
+        </w:rPr>
+        <w:t xml:space="preserve">=</w:t>
+      </w:r>
+      <w:r>
+        <w:rPr>
+          <w:rStyle w:val="NormalTok"/>
+        </w:rPr>
+        <w:t xml:space="preserve"> </w:t>
+      </w:r>
+      <w:r>
+        <w:rPr>
+          <w:rStyle w:val="StringTok"/>
+        </w:rPr>
+        <w:t xml:space="preserve">'C:\path\to\image-build-automation'</w:t>
+      </w:r>
+      <w:r>
+        <w:rPr>
+          <w:rStyle w:val="NormalTok"/>
+        </w:rPr>
+        <w:t xml:space="preserve">   </w:t>
+      </w:r>
+      <w:r>
+        <w:rPr>
+          <w:rStyle w:val="CommentTok"/>
+        </w:rPr>
+        <w:t xml:space="preserve"># set to your repo checkout</w:t>
+      </w:r>
+      <w:r>
+        <w:br/>
+      </w:r>
+      <w:r>
+        <w:rPr>
+          <w:rStyle w:val="VariableTok"/>
+        </w:rPr>
         <w:t xml:space="preserve">$AutomationModulePath</w:t>
       </w:r>
       <w:r>
@@ -503,7 +648,7 @@
         <w:rPr>
           <w:rStyle w:val="VariableTok"/>
         </w:rPr>
-        <w:t xml:space="preserve">$PSScriptRoot</w:t>
+        <w:t xml:space="preserve">$ProjectRoot</w:t>
       </w:r>
       <w:r>
         <w:rPr>
@@ -1080,7 +1225,7 @@
       </w:r>
     </w:p>
     <w:bookmarkEnd w:id="14"/>
-    <w:bookmarkStart w:id="17" w:name="sec9"/>
+    <w:bookmarkStart w:id="19" w:name="sec9"/>
     <w:p>
       <w:pPr>
         <w:pStyle w:val="Heading2"/>
@@ -1125,6 +1270,52 @@
           <w:rPr>
             <w:rStyle w:val="Hyperlink"/>
           </w:rPr>
+          <w:t xml:space="preserve">Runbook Requirements (current)</w:t>
+        </w:r>
+      </w:hyperlink>
+      <w:r>
+        <w:t xml:space="preserve"> </w:t>
+      </w:r>
+      <w:r>
+        <w:t xml:space="preserve">— physical HPE server build (no ConfigMgr)</w:t>
+      </w:r>
+    </w:p>
+    <w:p>
+      <w:pPr>
+        <w:pStyle w:val="Compact"/>
+        <w:numPr>
+          <w:ilvl w:val="0"/>
+          <w:numId w:val="1003"/>
+        </w:numPr>
+      </w:pPr>
+      <w:hyperlink r:id="rId17">
+        <w:r>
+          <w:rPr>
+            <w:rStyle w:val="Hyperlink"/>
+          </w:rPr>
+          <w:t xml:space="preserve">Automation Command Reference</w:t>
+        </w:r>
+      </w:hyperlink>
+      <w:r>
+        <w:t xml:space="preserve"> </w:t>
+      </w:r>
+      <w:r>
+        <w:t xml:space="preserve">— every parameter for the build/firmware commands</w:t>
+      </w:r>
+    </w:p>
+    <w:p>
+      <w:pPr>
+        <w:pStyle w:val="Compact"/>
+        <w:numPr>
+          <w:ilvl w:val="0"/>
+          <w:numId w:val="1003"/>
+        </w:numPr>
+      </w:pPr>
+      <w:hyperlink r:id="rId18">
+        <w:r>
+          <w:rPr>
+            <w:rStyle w:val="Hyperlink"/>
+          </w:rPr>
           <w:t xml:space="preserve">Project README</w:t>
         </w:r>
       </w:hyperlink>
@@ -1135,8 +1326,8 @@
         <w:t xml:space="preserve">— overview and architecture</w:t>
       </w:r>
     </w:p>
-    <w:bookmarkEnd w:id="17"/>
-    <w:bookmarkEnd w:id="18"/>
+    <w:bookmarkEnd w:id="19"/>
+    <w:bookmarkEnd w:id="20"/>
     <w:sectPr>
       <w:pgSz w:w="16838" w:h="11906" w:orient="landscape"/>
       <w:footnotePr>
